--- a/2410311308_龚治榕_实验02数据湖与质量契约.docx
+++ b/2410311308_龚治榕_实验02数据湖与质量契约.docx
@@ -1488,13 +1488,15 @@
     </w:p>
     <w:p>
       <w:pPr>
-        <w:spacing w:before="60" w:after="20"/>
+        <w:keepNext/>
+        <w:keepLines/>
+        <w:spacing w:before="40" w:after="0" w:line="240" w:lineRule="auto"/>
         <w:jc w:val="center"/>
       </w:pPr>
       <w:r>
         <w:drawing>
           <wp:inline xmlns:a="http://schemas.openxmlformats.org/drawingml/2006/main" xmlns:pic="http://schemas.openxmlformats.org/drawingml/2006/picture">
-            <wp:extent cx="5400000" cy="930337"/>
+            <wp:extent cx="3600000" cy="620225"/>
             <wp:docPr id="1260220703" name="Picture 1260220703"/>
             <wp:cNvGraphicFramePr>
               <a:graphicFrameLocks noChangeAspect="1"/>
@@ -1515,7 +1517,7 @@
                   <pic:spPr>
                     <a:xfrm>
                       <a:off x="0" y="0"/>
-                      <a:ext cx="5400000" cy="930337"/>
+                      <a:ext cx="3600000" cy="620225"/>
                     </a:xfrm>
                     <a:prstGeom prst="rect"/>
                   </pic:spPr>
@@ -1528,7 +1530,8 @@
     </w:p>
     <w:p>
       <w:pPr>
-        <w:spacing w:before="0" w:after="100"/>
+        <w:keepLines/>
+        <w:spacing w:before="0" w:after="120" w:line="240" w:lineRule="auto"/>
         <w:jc w:val="center"/>
       </w:pPr>
       <w:r>
@@ -1569,13 +1572,15 @@
     </w:p>
     <w:p>
       <w:pPr>
-        <w:spacing w:before="60" w:after="20"/>
+        <w:keepNext/>
+        <w:keepLines/>
+        <w:spacing w:before="40" w:after="0" w:line="240" w:lineRule="auto"/>
         <w:jc w:val="center"/>
       </w:pPr>
       <w:r>
         <w:drawing>
           <wp:inline xmlns:a="http://schemas.openxmlformats.org/drawingml/2006/main" xmlns:pic="http://schemas.openxmlformats.org/drawingml/2006/picture">
-            <wp:extent cx="5400000" cy="5022000"/>
+            <wp:extent cx="3600000" cy="3348000"/>
             <wp:docPr id="1260220704" name="Picture 1260220704"/>
             <wp:cNvGraphicFramePr>
               <a:graphicFrameLocks noChangeAspect="1"/>
@@ -1596,7 +1601,7 @@
                   <pic:spPr>
                     <a:xfrm>
                       <a:off x="0" y="0"/>
-                      <a:ext cx="5400000" cy="5022000"/>
+                      <a:ext cx="3600000" cy="3348000"/>
                     </a:xfrm>
                     <a:prstGeom prst="rect"/>
                   </pic:spPr>
@@ -1609,7 +1614,8 @@
     </w:p>
     <w:p>
       <w:pPr>
-        <w:spacing w:before="0" w:after="100"/>
+        <w:keepLines/>
+        <w:spacing w:before="0" w:after="120" w:line="240" w:lineRule="auto"/>
         <w:jc w:val="center"/>
       </w:pPr>
       <w:r>
@@ -1624,13 +1630,15 @@
     </w:p>
     <w:p>
       <w:pPr>
-        <w:spacing w:before="60" w:after="20"/>
+        <w:keepNext/>
+        <w:keepLines/>
+        <w:spacing w:before="40" w:after="0" w:line="240" w:lineRule="auto"/>
         <w:jc w:val="center"/>
       </w:pPr>
       <w:r>
         <w:drawing>
           <wp:inline xmlns:a="http://schemas.openxmlformats.org/drawingml/2006/main" xmlns:pic="http://schemas.openxmlformats.org/drawingml/2006/picture">
-            <wp:extent cx="5400000" cy="2157353"/>
+            <wp:extent cx="3600000" cy="1438235"/>
             <wp:docPr id="1260220705" name="Picture 1260220705"/>
             <wp:cNvGraphicFramePr>
               <a:graphicFrameLocks noChangeAspect="1"/>
@@ -1651,7 +1659,7 @@
                   <pic:spPr>
                     <a:xfrm>
                       <a:off x="0" y="0"/>
-                      <a:ext cx="5400000" cy="2157353"/>
+                      <a:ext cx="3600000" cy="1438235"/>
                     </a:xfrm>
                     <a:prstGeom prst="rect"/>
                   </pic:spPr>
@@ -1664,7 +1672,8 @@
     </w:p>
     <w:p>
       <w:pPr>
-        <w:spacing w:before="0" w:after="100"/>
+        <w:keepLines/>
+        <w:spacing w:before="0" w:after="120" w:line="240" w:lineRule="auto"/>
         <w:jc w:val="center"/>
       </w:pPr>
       <w:r>
@@ -1679,13 +1688,15 @@
     </w:p>
     <w:p>
       <w:pPr>
-        <w:spacing w:before="60" w:after="20"/>
+        <w:keepNext/>
+        <w:keepLines/>
+        <w:spacing w:before="40" w:after="0" w:line="240" w:lineRule="auto"/>
         <w:jc w:val="center"/>
       </w:pPr>
       <w:r>
         <w:drawing>
           <wp:inline xmlns:a="http://schemas.openxmlformats.org/drawingml/2006/main" xmlns:pic="http://schemas.openxmlformats.org/drawingml/2006/picture">
-            <wp:extent cx="5400000" cy="3190315"/>
+            <wp:extent cx="3600000" cy="2126877"/>
             <wp:docPr id="1260220706" name="Picture 1260220706"/>
             <wp:cNvGraphicFramePr>
               <a:graphicFrameLocks noChangeAspect="1"/>
@@ -1706,7 +1717,7 @@
                   <pic:spPr>
                     <a:xfrm>
                       <a:off x="0" y="0"/>
-                      <a:ext cx="5400000" cy="3190315"/>
+                      <a:ext cx="3600000" cy="2126877"/>
                     </a:xfrm>
                     <a:prstGeom prst="rect"/>
                   </pic:spPr>
@@ -1719,7 +1730,8 @@
     </w:p>
     <w:p>
       <w:pPr>
-        <w:spacing w:before="0" w:after="100"/>
+        <w:keepLines/>
+        <w:spacing w:before="0" w:after="120" w:line="240" w:lineRule="auto"/>
         <w:jc w:val="center"/>
       </w:pPr>
       <w:r>
@@ -1773,13 +1785,15 @@
     </w:p>
     <w:p>
       <w:pPr>
-        <w:spacing w:before="60" w:after="20"/>
+        <w:keepNext/>
+        <w:keepLines/>
+        <w:spacing w:before="40" w:after="0" w:line="240" w:lineRule="auto"/>
         <w:jc w:val="center"/>
       </w:pPr>
       <w:r>
         <w:drawing>
           <wp:inline xmlns:a="http://schemas.openxmlformats.org/drawingml/2006/main" xmlns:pic="http://schemas.openxmlformats.org/drawingml/2006/picture">
-            <wp:extent cx="5400000" cy="5504854"/>
+            <wp:extent cx="3600000" cy="3669903"/>
             <wp:docPr id="1260220707" name="Picture 1260220707"/>
             <wp:cNvGraphicFramePr>
               <a:graphicFrameLocks noChangeAspect="1"/>
@@ -1800,7 +1814,7 @@
                   <pic:spPr>
                     <a:xfrm>
                       <a:off x="0" y="0"/>
-                      <a:ext cx="5400000" cy="5504854"/>
+                      <a:ext cx="3600000" cy="3669903"/>
                     </a:xfrm>
                     <a:prstGeom prst="rect"/>
                   </pic:spPr>
@@ -1813,7 +1827,8 @@
     </w:p>
     <w:p>
       <w:pPr>
-        <w:spacing w:before="0" w:after="100"/>
+        <w:keepLines/>
+        <w:spacing w:before="0" w:after="120" w:line="240" w:lineRule="auto"/>
         <w:jc w:val="center"/>
       </w:pPr>
       <w:r>
@@ -1828,13 +1843,15 @@
     </w:p>
     <w:p>
       <w:pPr>
-        <w:spacing w:before="60" w:after="20"/>
+        <w:keepNext/>
+        <w:keepLines/>
+        <w:spacing w:before="40" w:after="0" w:line="240" w:lineRule="auto"/>
         <w:jc w:val="center"/>
       </w:pPr>
       <w:r>
         <w:drawing>
           <wp:inline xmlns:a="http://schemas.openxmlformats.org/drawingml/2006/main" xmlns:pic="http://schemas.openxmlformats.org/drawingml/2006/picture">
-            <wp:extent cx="5400000" cy="4203460"/>
+            <wp:extent cx="3600000" cy="2802306"/>
             <wp:docPr id="1260220708" name="Picture 1260220708"/>
             <wp:cNvGraphicFramePr>
               <a:graphicFrameLocks noChangeAspect="1"/>
@@ -1855,7 +1872,7 @@
                   <pic:spPr>
                     <a:xfrm>
                       <a:off x="0" y="0"/>
-                      <a:ext cx="5400000" cy="4203460"/>
+                      <a:ext cx="3600000" cy="2802306"/>
                     </a:xfrm>
                     <a:prstGeom prst="rect"/>
                   </pic:spPr>
@@ -1868,7 +1885,8 @@
     </w:p>
     <w:p>
       <w:pPr>
-        <w:spacing w:before="0" w:after="100"/>
+        <w:keepLines/>
+        <w:spacing w:before="0" w:after="120" w:line="240" w:lineRule="auto"/>
         <w:jc w:val="center"/>
       </w:pPr>
       <w:r>
@@ -1883,13 +1901,15 @@
     </w:p>
     <w:p>
       <w:pPr>
-        <w:spacing w:before="60" w:after="20"/>
+        <w:keepNext/>
+        <w:keepLines/>
+        <w:spacing w:before="40" w:after="0" w:line="240" w:lineRule="auto"/>
         <w:jc w:val="center"/>
       </w:pPr>
       <w:r>
         <w:drawing>
           <wp:inline xmlns:a="http://schemas.openxmlformats.org/drawingml/2006/main" xmlns:pic="http://schemas.openxmlformats.org/drawingml/2006/picture">
-            <wp:extent cx="5400000" cy="4438421"/>
+            <wp:extent cx="3600000" cy="2958947"/>
             <wp:docPr id="1260220709" name="Picture 1260220709"/>
             <wp:cNvGraphicFramePr>
               <a:graphicFrameLocks noChangeAspect="1"/>
@@ -1910,7 +1930,7 @@
                   <pic:spPr>
                     <a:xfrm>
                       <a:off x="0" y="0"/>
-                      <a:ext cx="5400000" cy="4438421"/>
+                      <a:ext cx="3600000" cy="2958947"/>
                     </a:xfrm>
                     <a:prstGeom prst="rect"/>
                   </pic:spPr>
@@ -1923,7 +1943,8 @@
     </w:p>
     <w:p>
       <w:pPr>
-        <w:spacing w:before="0" w:after="100"/>
+        <w:keepLines/>
+        <w:spacing w:before="0" w:after="120" w:line="240" w:lineRule="auto"/>
         <w:jc w:val="center"/>
       </w:pPr>
       <w:r>
@@ -1964,13 +1985,15 @@
     </w:p>
     <w:p>
       <w:pPr>
-        <w:spacing w:before="60" w:after="20"/>
+        <w:keepNext/>
+        <w:keepLines/>
+        <w:spacing w:before="40" w:after="0" w:line="240" w:lineRule="auto"/>
         <w:jc w:val="center"/>
       </w:pPr>
       <w:r>
         <w:drawing>
           <wp:inline xmlns:a="http://schemas.openxmlformats.org/drawingml/2006/main" xmlns:pic="http://schemas.openxmlformats.org/drawingml/2006/picture">
-            <wp:extent cx="5400000" cy="5021739"/>
+            <wp:extent cx="3600000" cy="3347826"/>
             <wp:docPr id="1260220710" name="Picture 1260220710"/>
             <wp:cNvGraphicFramePr>
               <a:graphicFrameLocks noChangeAspect="1"/>
@@ -1991,7 +2014,7 @@
                   <pic:spPr>
                     <a:xfrm>
                       <a:off x="0" y="0"/>
-                      <a:ext cx="5400000" cy="5021739"/>
+                      <a:ext cx="3600000" cy="3347826"/>
                     </a:xfrm>
                     <a:prstGeom prst="rect"/>
                   </pic:spPr>
@@ -2004,7 +2027,8 @@
     </w:p>
     <w:p>
       <w:pPr>
-        <w:spacing w:before="0" w:after="100"/>
+        <w:keepLines/>
+        <w:spacing w:before="0" w:after="120" w:line="240" w:lineRule="auto"/>
         <w:jc w:val="center"/>
       </w:pPr>
       <w:r>
@@ -2019,13 +2043,15 @@
     </w:p>
     <w:p>
       <w:pPr>
-        <w:spacing w:before="60" w:after="20"/>
+        <w:keepNext/>
+        <w:keepLines/>
+        <w:spacing w:before="40" w:after="0" w:line="240" w:lineRule="auto"/>
         <w:jc w:val="center"/>
       </w:pPr>
       <w:r>
         <w:drawing>
           <wp:inline xmlns:a="http://schemas.openxmlformats.org/drawingml/2006/main" xmlns:pic="http://schemas.openxmlformats.org/drawingml/2006/picture">
-            <wp:extent cx="5400000" cy="3628854"/>
+            <wp:extent cx="3600000" cy="2419236"/>
             <wp:docPr id="1260220711" name="Picture 1260220711"/>
             <wp:cNvGraphicFramePr>
               <a:graphicFrameLocks noChangeAspect="1"/>
@@ -2046,7 +2072,7 @@
                   <pic:spPr>
                     <a:xfrm>
                       <a:off x="0" y="0"/>
-                      <a:ext cx="5400000" cy="3628854"/>
+                      <a:ext cx="3600000" cy="2419236"/>
                     </a:xfrm>
                     <a:prstGeom prst="rect"/>
                   </pic:spPr>
@@ -2059,7 +2085,8 @@
     </w:p>
     <w:p>
       <w:pPr>
-        <w:spacing w:before="0" w:after="100"/>
+        <w:keepLines/>
+        <w:spacing w:before="0" w:after="120" w:line="240" w:lineRule="auto"/>
         <w:jc w:val="center"/>
       </w:pPr>
       <w:r>
@@ -2074,13 +2101,15 @@
     </w:p>
     <w:p>
       <w:pPr>
-        <w:spacing w:before="60" w:after="20"/>
+        <w:keepNext/>
+        <w:keepLines/>
+        <w:spacing w:before="40" w:after="0" w:line="240" w:lineRule="auto"/>
         <w:jc w:val="center"/>
       </w:pPr>
       <w:r>
         <w:drawing>
           <wp:inline xmlns:a="http://schemas.openxmlformats.org/drawingml/2006/main" xmlns:pic="http://schemas.openxmlformats.org/drawingml/2006/picture">
-            <wp:extent cx="5400000" cy="1510396"/>
+            <wp:extent cx="3600000" cy="1006931"/>
             <wp:docPr id="1260220712" name="Picture 1260220712"/>
             <wp:cNvGraphicFramePr>
               <a:graphicFrameLocks noChangeAspect="1"/>
@@ -2101,7 +2130,7 @@
                   <pic:spPr>
                     <a:xfrm>
                       <a:off x="0" y="0"/>
-                      <a:ext cx="5400000" cy="1510396"/>
+                      <a:ext cx="3600000" cy="1006931"/>
                     </a:xfrm>
                     <a:prstGeom prst="rect"/>
                   </pic:spPr>
@@ -2114,7 +2143,8 @@
     </w:p>
     <w:p>
       <w:pPr>
-        <w:spacing w:before="0" w:after="100"/>
+        <w:keepLines/>
+        <w:spacing w:before="0" w:after="120" w:line="240" w:lineRule="auto"/>
         <w:jc w:val="center"/>
       </w:pPr>
       <w:r>
@@ -2168,13 +2198,15 @@
     </w:p>
     <w:p>
       <w:pPr>
-        <w:spacing w:before="60" w:after="20"/>
+        <w:keepNext/>
+        <w:keepLines/>
+        <w:spacing w:before="40" w:after="0" w:line="240" w:lineRule="auto"/>
         <w:jc w:val="center"/>
       </w:pPr>
       <w:r>
         <w:drawing>
           <wp:inline xmlns:a="http://schemas.openxmlformats.org/drawingml/2006/main" xmlns:pic="http://schemas.openxmlformats.org/drawingml/2006/picture">
-            <wp:extent cx="5400000" cy="3168539"/>
+            <wp:extent cx="3600000" cy="2112360"/>
             <wp:docPr id="1260220713" name="Picture 1260220713"/>
             <wp:cNvGraphicFramePr>
               <a:graphicFrameLocks noChangeAspect="1"/>
@@ -2195,7 +2227,7 @@
                   <pic:spPr>
                     <a:xfrm>
                       <a:off x="0" y="0"/>
-                      <a:ext cx="5400000" cy="3168539"/>
+                      <a:ext cx="3600000" cy="2112360"/>
                     </a:xfrm>
                     <a:prstGeom prst="rect"/>
                   </pic:spPr>
@@ -2208,7 +2240,8 @@
     </w:p>
     <w:p>
       <w:pPr>
-        <w:spacing w:before="0" w:after="100"/>
+        <w:keepLines/>
+        <w:spacing w:before="0" w:after="120" w:line="240" w:lineRule="auto"/>
         <w:jc w:val="center"/>
       </w:pPr>
       <w:r>
@@ -2223,13 +2256,15 @@
     </w:p>
     <w:p>
       <w:pPr>
-        <w:spacing w:before="60" w:after="20"/>
+        <w:keepNext/>
+        <w:keepLines/>
+        <w:spacing w:before="40" w:after="0" w:line="240" w:lineRule="auto"/>
         <w:jc w:val="center"/>
       </w:pPr>
       <w:r>
         <w:drawing>
           <wp:inline xmlns:a="http://schemas.openxmlformats.org/drawingml/2006/main" xmlns:pic="http://schemas.openxmlformats.org/drawingml/2006/picture">
-            <wp:extent cx="5400000" cy="2320395"/>
+            <wp:extent cx="3600000" cy="1546930"/>
             <wp:docPr id="1260220714" name="Picture 1260220714"/>
             <wp:cNvGraphicFramePr>
               <a:graphicFrameLocks noChangeAspect="1"/>
@@ -2250,7 +2285,7 @@
                   <pic:spPr>
                     <a:xfrm>
                       <a:off x="0" y="0"/>
-                      <a:ext cx="5400000" cy="2320395"/>
+                      <a:ext cx="3600000" cy="1546930"/>
                     </a:xfrm>
                     <a:prstGeom prst="rect"/>
                   </pic:spPr>
@@ -2263,7 +2298,8 @@
     </w:p>
     <w:p>
       <w:pPr>
-        <w:spacing w:before="0" w:after="100"/>
+        <w:keepLines/>
+        <w:spacing w:before="0" w:after="120" w:line="240" w:lineRule="auto"/>
         <w:jc w:val="center"/>
       </w:pPr>
       <w:r>
@@ -2278,13 +2314,15 @@
     </w:p>
     <w:p>
       <w:pPr>
-        <w:spacing w:before="60" w:after="20"/>
+        <w:keepNext/>
+        <w:keepLines/>
+        <w:spacing w:before="40" w:after="0" w:line="240" w:lineRule="auto"/>
         <w:jc w:val="center"/>
       </w:pPr>
       <w:r>
         <w:drawing>
           <wp:inline xmlns:a="http://schemas.openxmlformats.org/drawingml/2006/main" xmlns:pic="http://schemas.openxmlformats.org/drawingml/2006/picture">
-            <wp:extent cx="5400000" cy="3721286"/>
+            <wp:extent cx="3600000" cy="2480858"/>
             <wp:docPr id="1260220715" name="Picture 1260220715"/>
             <wp:cNvGraphicFramePr>
               <a:graphicFrameLocks noChangeAspect="1"/>
@@ -2305,7 +2343,7 @@
                   <pic:spPr>
                     <a:xfrm>
                       <a:off x="0" y="0"/>
-                      <a:ext cx="5400000" cy="3721286"/>
+                      <a:ext cx="3600000" cy="2480858"/>
                     </a:xfrm>
                     <a:prstGeom prst="rect"/>
                   </pic:spPr>
@@ -2318,7 +2356,8 @@
     </w:p>
     <w:p>
       <w:pPr>
-        <w:spacing w:before="0" w:after="100"/>
+        <w:keepLines/>
+        <w:spacing w:before="0" w:after="120" w:line="240" w:lineRule="auto"/>
         <w:jc w:val="center"/>
       </w:pPr>
       <w:r>
@@ -2385,13 +2424,15 @@
     </w:p>
     <w:p>
       <w:pPr>
-        <w:spacing w:before="60" w:after="20"/>
+        <w:keepNext/>
+        <w:keepLines/>
+        <w:spacing w:before="40" w:after="0" w:line="240" w:lineRule="auto"/>
         <w:jc w:val="center"/>
       </w:pPr>
       <w:r>
         <w:drawing>
           <wp:inline xmlns:a="http://schemas.openxmlformats.org/drawingml/2006/main" xmlns:pic="http://schemas.openxmlformats.org/drawingml/2006/picture">
-            <wp:extent cx="5400000" cy="2296614"/>
+            <wp:extent cx="3600000" cy="1531076"/>
             <wp:docPr id="1260220716" name="Picture 1260220716"/>
             <wp:cNvGraphicFramePr>
               <a:graphicFrameLocks noChangeAspect="1"/>
@@ -2412,7 +2453,7 @@
                   <pic:spPr>
                     <a:xfrm>
                       <a:off x="0" y="0"/>
-                      <a:ext cx="5400000" cy="2296614"/>
+                      <a:ext cx="3600000" cy="1531076"/>
                     </a:xfrm>
                     <a:prstGeom prst="rect"/>
                   </pic:spPr>
@@ -2425,7 +2466,8 @@
     </w:p>
     <w:p>
       <w:pPr>
-        <w:spacing w:before="0" w:after="100"/>
+        <w:keepLines/>
+        <w:spacing w:before="0" w:after="120" w:line="240" w:lineRule="auto"/>
         <w:jc w:val="center"/>
       </w:pPr>
       <w:r>
@@ -2440,13 +2482,15 @@
     </w:p>
     <w:p>
       <w:pPr>
-        <w:spacing w:before="60" w:after="20"/>
+        <w:keepNext/>
+        <w:keepLines/>
+        <w:spacing w:before="40" w:after="0" w:line="240" w:lineRule="auto"/>
         <w:jc w:val="center"/>
       </w:pPr>
       <w:r>
         <w:drawing>
           <wp:inline xmlns:a="http://schemas.openxmlformats.org/drawingml/2006/main" xmlns:pic="http://schemas.openxmlformats.org/drawingml/2006/picture">
-            <wp:extent cx="5400000" cy="3471429"/>
+            <wp:extent cx="3600000" cy="2314286"/>
             <wp:docPr id="1260220717" name="Picture 1260220717"/>
             <wp:cNvGraphicFramePr>
               <a:graphicFrameLocks noChangeAspect="1"/>
@@ -2467,7 +2511,7 @@
                   <pic:spPr>
                     <a:xfrm>
                       <a:off x="0" y="0"/>
-                      <a:ext cx="5400000" cy="3471429"/>
+                      <a:ext cx="3600000" cy="2314286"/>
                     </a:xfrm>
                     <a:prstGeom prst="rect"/>
                   </pic:spPr>
@@ -2480,7 +2524,8 @@
     </w:p>
     <w:p>
       <w:pPr>
-        <w:spacing w:before="0" w:after="100"/>
+        <w:keepLines/>
+        <w:spacing w:before="0" w:after="120" w:line="240" w:lineRule="auto"/>
         <w:jc w:val="center"/>
       </w:pPr>
       <w:r>
@@ -2534,13 +2579,15 @@
     </w:p>
     <w:p>
       <w:pPr>
-        <w:spacing w:before="60" w:after="20"/>
+        <w:keepNext/>
+        <w:keepLines/>
+        <w:spacing w:before="40" w:after="0" w:line="240" w:lineRule="auto"/>
         <w:jc w:val="center"/>
       </w:pPr>
       <w:r>
         <w:drawing>
           <wp:inline xmlns:a="http://schemas.openxmlformats.org/drawingml/2006/main" xmlns:pic="http://schemas.openxmlformats.org/drawingml/2006/picture">
-            <wp:extent cx="5400000" cy="2702703"/>
+            <wp:extent cx="3600000" cy="1801802"/>
             <wp:docPr id="1260220718" name="Picture 1260220718"/>
             <wp:cNvGraphicFramePr>
               <a:graphicFrameLocks noChangeAspect="1"/>
@@ -2561,7 +2608,7 @@
                   <pic:spPr>
                     <a:xfrm>
                       <a:off x="0" y="0"/>
-                      <a:ext cx="5400000" cy="2702703"/>
+                      <a:ext cx="3600000" cy="1801802"/>
                     </a:xfrm>
                     <a:prstGeom prst="rect"/>
                   </pic:spPr>
@@ -2574,7 +2621,8 @@
     </w:p>
     <w:p>
       <w:pPr>
-        <w:spacing w:before="0" w:after="100"/>
+        <w:keepLines/>
+        <w:spacing w:before="0" w:after="120" w:line="240" w:lineRule="auto"/>
         <w:jc w:val="center"/>
       </w:pPr>
       <w:r>
@@ -2589,13 +2637,15 @@
     </w:p>
     <w:p>
       <w:pPr>
-        <w:spacing w:before="60" w:after="20"/>
+        <w:keepNext/>
+        <w:keepLines/>
+        <w:spacing w:before="40" w:after="0" w:line="240" w:lineRule="auto"/>
         <w:jc w:val="center"/>
       </w:pPr>
       <w:r>
         <w:drawing>
           <wp:inline xmlns:a="http://schemas.openxmlformats.org/drawingml/2006/main" xmlns:pic="http://schemas.openxmlformats.org/drawingml/2006/picture">
-            <wp:extent cx="5400000" cy="3824316"/>
+            <wp:extent cx="3600000" cy="2549544"/>
             <wp:docPr id="1260220719" name="Picture 1260220719"/>
             <wp:cNvGraphicFramePr>
               <a:graphicFrameLocks noChangeAspect="1"/>
@@ -2616,7 +2666,7 @@
                   <pic:spPr>
                     <a:xfrm>
                       <a:off x="0" y="0"/>
-                      <a:ext cx="5400000" cy="3824316"/>
+                      <a:ext cx="3600000" cy="2549544"/>
                     </a:xfrm>
                     <a:prstGeom prst="rect"/>
                   </pic:spPr>
@@ -2629,7 +2679,8 @@
     </w:p>
     <w:p>
       <w:pPr>
-        <w:spacing w:before="0" w:after="100"/>
+        <w:keepLines/>
+        <w:spacing w:before="0" w:after="120" w:line="240" w:lineRule="auto"/>
         <w:jc w:val="center"/>
       </w:pPr>
       <w:r>
@@ -2670,13 +2721,15 @@
     </w:p>
     <w:p>
       <w:pPr>
-        <w:spacing w:before="60" w:after="20"/>
+        <w:keepNext/>
+        <w:keepLines/>
+        <w:spacing w:before="40" w:after="0" w:line="240" w:lineRule="auto"/>
         <w:jc w:val="center"/>
       </w:pPr>
       <w:r>
         <w:drawing>
           <wp:inline xmlns:a="http://schemas.openxmlformats.org/drawingml/2006/main" xmlns:pic="http://schemas.openxmlformats.org/drawingml/2006/picture">
-            <wp:extent cx="5400000" cy="3049061"/>
+            <wp:extent cx="3600000" cy="2032707"/>
             <wp:docPr id="1260220720" name="Picture 1260220720"/>
             <wp:cNvGraphicFramePr>
               <a:graphicFrameLocks noChangeAspect="1"/>
@@ -2697,7 +2750,7 @@
                   <pic:spPr>
                     <a:xfrm>
                       <a:off x="0" y="0"/>
-                      <a:ext cx="5400000" cy="3049061"/>
+                      <a:ext cx="3600000" cy="2032707"/>
                     </a:xfrm>
                     <a:prstGeom prst="rect"/>
                   </pic:spPr>
@@ -2710,7 +2763,8 @@
     </w:p>
     <w:p>
       <w:pPr>
-        <w:spacing w:before="0" w:after="100"/>
+        <w:keepLines/>
+        <w:spacing w:before="0" w:after="120" w:line="240" w:lineRule="auto"/>
         <w:jc w:val="center"/>
       </w:pPr>
       <w:r>
@@ -2725,13 +2779,15 @@
     </w:p>
     <w:p>
       <w:pPr>
-        <w:spacing w:before="60" w:after="20"/>
+        <w:keepNext/>
+        <w:keepLines/>
+        <w:spacing w:before="40" w:after="0" w:line="240" w:lineRule="auto"/>
         <w:jc w:val="center"/>
       </w:pPr>
       <w:r>
         <w:drawing>
           <wp:inline xmlns:a="http://schemas.openxmlformats.org/drawingml/2006/main" xmlns:pic="http://schemas.openxmlformats.org/drawingml/2006/picture">
-            <wp:extent cx="5400000" cy="2335864"/>
+            <wp:extent cx="3600000" cy="1557243"/>
             <wp:docPr id="1260220721" name="Picture 1260220721"/>
             <wp:cNvGraphicFramePr>
               <a:graphicFrameLocks noChangeAspect="1"/>
@@ -2752,7 +2808,7 @@
                   <pic:spPr>
                     <a:xfrm>
                       <a:off x="0" y="0"/>
-                      <a:ext cx="5400000" cy="2335864"/>
+                      <a:ext cx="3600000" cy="1557243"/>
                     </a:xfrm>
                     <a:prstGeom prst="rect"/>
                   </pic:spPr>
@@ -2765,7 +2821,8 @@
     </w:p>
     <w:p>
       <w:pPr>
-        <w:spacing w:before="0" w:after="100"/>
+        <w:keepLines/>
+        <w:spacing w:before="0" w:after="120" w:line="240" w:lineRule="auto"/>
         <w:jc w:val="center"/>
       </w:pPr>
       <w:r>
@@ -2780,13 +2837,15 @@
     </w:p>
     <w:p>
       <w:pPr>
-        <w:spacing w:before="60" w:after="20"/>
+        <w:keepNext/>
+        <w:keepLines/>
+        <w:spacing w:before="40" w:after="0" w:line="240" w:lineRule="auto"/>
         <w:jc w:val="center"/>
       </w:pPr>
       <w:r>
         <w:drawing>
           <wp:inline xmlns:a="http://schemas.openxmlformats.org/drawingml/2006/main" xmlns:pic="http://schemas.openxmlformats.org/drawingml/2006/picture">
-            <wp:extent cx="5400000" cy="3787755"/>
+            <wp:extent cx="3600000" cy="2525170"/>
             <wp:docPr id="1260220722" name="Picture 1260220722"/>
             <wp:cNvGraphicFramePr>
               <a:graphicFrameLocks noChangeAspect="1"/>
@@ -2807,7 +2866,7 @@
                   <pic:spPr>
                     <a:xfrm>
                       <a:off x="0" y="0"/>
-                      <a:ext cx="5400000" cy="3787755"/>
+                      <a:ext cx="3600000" cy="2525170"/>
                     </a:xfrm>
                     <a:prstGeom prst="rect"/>
                   </pic:spPr>
@@ -2820,7 +2879,8 @@
     </w:p>
     <w:p>
       <w:pPr>
-        <w:spacing w:before="0" w:after="100"/>
+        <w:keepLines/>
+        <w:spacing w:before="0" w:after="120" w:line="240" w:lineRule="auto"/>
         <w:jc w:val="center"/>
       </w:pPr>
       <w:r>
@@ -2861,13 +2921,15 @@
     </w:p>
     <w:p>
       <w:pPr>
-        <w:spacing w:before="60" w:after="20"/>
+        <w:keepNext/>
+        <w:keepLines/>
+        <w:spacing w:before="40" w:after="0" w:line="240" w:lineRule="auto"/>
         <w:jc w:val="center"/>
       </w:pPr>
       <w:r>
         <w:drawing>
           <wp:inline xmlns:a="http://schemas.openxmlformats.org/drawingml/2006/main" xmlns:pic="http://schemas.openxmlformats.org/drawingml/2006/picture">
-            <wp:extent cx="5400000" cy="1895687"/>
+            <wp:extent cx="3600000" cy="1263791"/>
             <wp:docPr id="1260220723" name="Picture 1260220723"/>
             <wp:cNvGraphicFramePr>
               <a:graphicFrameLocks noChangeAspect="1"/>
@@ -2888,7 +2950,7 @@
                   <pic:spPr>
                     <a:xfrm>
                       <a:off x="0" y="0"/>
-                      <a:ext cx="5400000" cy="1895687"/>
+                      <a:ext cx="3600000" cy="1263791"/>
                     </a:xfrm>
                     <a:prstGeom prst="rect"/>
                   </pic:spPr>
@@ -2901,7 +2963,8 @@
     </w:p>
     <w:p>
       <w:pPr>
-        <w:spacing w:before="0" w:after="100"/>
+        <w:keepLines/>
+        <w:spacing w:before="0" w:after="120" w:line="240" w:lineRule="auto"/>
         <w:jc w:val="center"/>
       </w:pPr>
       <w:r>
@@ -2942,13 +3005,15 @@
     </w:p>
     <w:p>
       <w:pPr>
-        <w:spacing w:before="60" w:after="20"/>
+        <w:keepNext/>
+        <w:keepLines/>
+        <w:spacing w:before="40" w:after="0" w:line="240" w:lineRule="auto"/>
         <w:jc w:val="center"/>
       </w:pPr>
       <w:r>
         <w:drawing>
           <wp:inline xmlns:a="http://schemas.openxmlformats.org/drawingml/2006/main" xmlns:pic="http://schemas.openxmlformats.org/drawingml/2006/picture">
-            <wp:extent cx="5400000" cy="3621102"/>
+            <wp:extent cx="3600000" cy="2414068"/>
             <wp:docPr id="1260220724" name="Picture 1260220724"/>
             <wp:cNvGraphicFramePr>
               <a:graphicFrameLocks noChangeAspect="1"/>
@@ -2969,7 +3034,7 @@
                   <pic:spPr>
                     <a:xfrm>
                       <a:off x="0" y="0"/>
-                      <a:ext cx="5400000" cy="3621102"/>
+                      <a:ext cx="3600000" cy="2414068"/>
                     </a:xfrm>
                     <a:prstGeom prst="rect"/>
                   </pic:spPr>
@@ -2982,7 +3047,8 @@
     </w:p>
     <w:p>
       <w:pPr>
-        <w:spacing w:before="0" w:after="100"/>
+        <w:keepLines/>
+        <w:spacing w:before="0" w:after="120" w:line="240" w:lineRule="auto"/>
         <w:jc w:val="center"/>
       </w:pPr>
       <w:r>
@@ -2997,13 +3063,15 @@
     </w:p>
     <w:p>
       <w:pPr>
-        <w:spacing w:before="60" w:after="20"/>
+        <w:keepNext/>
+        <w:keepLines/>
+        <w:spacing w:before="40" w:after="0" w:line="240" w:lineRule="auto"/>
         <w:jc w:val="center"/>
       </w:pPr>
       <w:r>
         <w:drawing>
           <wp:inline xmlns:a="http://schemas.openxmlformats.org/drawingml/2006/main" xmlns:pic="http://schemas.openxmlformats.org/drawingml/2006/picture">
-            <wp:extent cx="5400000" cy="2447368"/>
+            <wp:extent cx="3600000" cy="1631579"/>
             <wp:docPr id="1260220725" name="Picture 1260220725"/>
             <wp:cNvGraphicFramePr>
               <a:graphicFrameLocks noChangeAspect="1"/>
@@ -3024,7 +3092,7 @@
                   <pic:spPr>
                     <a:xfrm>
                       <a:off x="0" y="0"/>
-                      <a:ext cx="5400000" cy="2447368"/>
+                      <a:ext cx="3600000" cy="1631579"/>
                     </a:xfrm>
                     <a:prstGeom prst="rect"/>
                   </pic:spPr>
@@ -3037,7 +3105,8 @@
     </w:p>
     <w:p>
       <w:pPr>
-        <w:spacing w:before="0" w:after="100"/>
+        <w:keepLines/>
+        <w:spacing w:before="0" w:after="120" w:line="240" w:lineRule="auto"/>
         <w:jc w:val="center"/>
       </w:pPr>
       <w:r>
@@ -3052,13 +3121,15 @@
     </w:p>
     <w:p>
       <w:pPr>
-        <w:spacing w:before="60" w:after="20"/>
+        <w:keepNext/>
+        <w:keepLines/>
+        <w:spacing w:before="40" w:after="0" w:line="240" w:lineRule="auto"/>
         <w:jc w:val="center"/>
       </w:pPr>
       <w:r>
         <w:drawing>
           <wp:inline xmlns:a="http://schemas.openxmlformats.org/drawingml/2006/main" xmlns:pic="http://schemas.openxmlformats.org/drawingml/2006/picture">
-            <wp:extent cx="5400000" cy="3778366"/>
+            <wp:extent cx="3600000" cy="2518911"/>
             <wp:docPr id="1260220726" name="Picture 1260220726"/>
             <wp:cNvGraphicFramePr>
               <a:graphicFrameLocks noChangeAspect="1"/>
@@ -3079,7 +3150,7 @@
                   <pic:spPr>
                     <a:xfrm>
                       <a:off x="0" y="0"/>
-                      <a:ext cx="5400000" cy="3778366"/>
+                      <a:ext cx="3600000" cy="2518911"/>
                     </a:xfrm>
                     <a:prstGeom prst="rect"/>
                   </pic:spPr>
@@ -3092,7 +3163,8 @@
     </w:p>
     <w:p>
       <w:pPr>
-        <w:spacing w:before="0" w:after="100"/>
+        <w:keepLines/>
+        <w:spacing w:before="0" w:after="120" w:line="240" w:lineRule="auto"/>
         <w:jc w:val="center"/>
       </w:pPr>
       <w:r>
@@ -3133,13 +3205,15 @@
     </w:p>
     <w:p>
       <w:pPr>
-        <w:spacing w:before="60" w:after="20"/>
+        <w:keepNext/>
+        <w:keepLines/>
+        <w:spacing w:before="40" w:after="0" w:line="240" w:lineRule="auto"/>
         <w:jc w:val="center"/>
       </w:pPr>
       <w:r>
         <w:drawing>
           <wp:inline xmlns:a="http://schemas.openxmlformats.org/drawingml/2006/main" xmlns:pic="http://schemas.openxmlformats.org/drawingml/2006/picture">
-            <wp:extent cx="5400000" cy="2016355"/>
+            <wp:extent cx="3600000" cy="1344236"/>
             <wp:docPr id="1260220727" name="Picture 1260220727"/>
             <wp:cNvGraphicFramePr>
               <a:graphicFrameLocks noChangeAspect="1"/>
@@ -3160,7 +3234,7 @@
                   <pic:spPr>
                     <a:xfrm>
                       <a:off x="0" y="0"/>
-                      <a:ext cx="5400000" cy="2016355"/>
+                      <a:ext cx="3600000" cy="1344236"/>
                     </a:xfrm>
                     <a:prstGeom prst="rect"/>
                   </pic:spPr>
@@ -3173,7 +3247,8 @@
     </w:p>
     <w:p>
       <w:pPr>
-        <w:spacing w:before="0" w:after="100"/>
+        <w:keepLines/>
+        <w:spacing w:before="0" w:after="120" w:line="240" w:lineRule="auto"/>
         <w:jc w:val="center"/>
       </w:pPr>
       <w:r>
@@ -3188,13 +3263,15 @@
     </w:p>
     <w:p>
       <w:pPr>
-        <w:spacing w:before="60" w:after="20"/>
+        <w:keepNext/>
+        <w:keepLines/>
+        <w:spacing w:before="40" w:after="0" w:line="240" w:lineRule="auto"/>
         <w:jc w:val="center"/>
       </w:pPr>
       <w:r>
         <w:drawing>
           <wp:inline xmlns:a="http://schemas.openxmlformats.org/drawingml/2006/main" xmlns:pic="http://schemas.openxmlformats.org/drawingml/2006/picture">
-            <wp:extent cx="5400000" cy="3270833"/>
+            <wp:extent cx="3600000" cy="2180556"/>
             <wp:docPr id="1260220728" name="Picture 1260220728"/>
             <wp:cNvGraphicFramePr>
               <a:graphicFrameLocks noChangeAspect="1"/>
@@ -3215,7 +3292,7 @@
                   <pic:spPr>
                     <a:xfrm>
                       <a:off x="0" y="0"/>
-                      <a:ext cx="5400000" cy="3270833"/>
+                      <a:ext cx="3600000" cy="2180556"/>
                     </a:xfrm>
                     <a:prstGeom prst="rect"/>
                   </pic:spPr>
@@ -3228,7 +3305,8 @@
     </w:p>
     <w:p>
       <w:pPr>
-        <w:spacing w:before="0" w:after="100"/>
+        <w:keepLines/>
+        <w:spacing w:before="0" w:after="120" w:line="240" w:lineRule="auto"/>
         <w:jc w:val="center"/>
       </w:pPr>
       <w:r>
@@ -3256,13 +3334,15 @@
     </w:p>
     <w:p>
       <w:pPr>
-        <w:spacing w:before="60" w:after="20"/>
+        <w:keepNext/>
+        <w:keepLines/>
+        <w:spacing w:before="40" w:after="0" w:line="240" w:lineRule="auto"/>
         <w:jc w:val="center"/>
       </w:pPr>
       <w:r>
         <w:drawing>
           <wp:inline xmlns:a="http://schemas.openxmlformats.org/drawingml/2006/main" xmlns:pic="http://schemas.openxmlformats.org/drawingml/2006/picture">
-            <wp:extent cx="5400000" cy="2311242"/>
+            <wp:extent cx="3600000" cy="1540828"/>
             <wp:docPr id="1260220729" name="Picture 1260220729"/>
             <wp:cNvGraphicFramePr>
               <a:graphicFrameLocks noChangeAspect="1"/>
@@ -3283,7 +3363,7 @@
                   <pic:spPr>
                     <a:xfrm>
                       <a:off x="0" y="0"/>
-                      <a:ext cx="5400000" cy="2311242"/>
+                      <a:ext cx="3600000" cy="1540828"/>
                     </a:xfrm>
                     <a:prstGeom prst="rect"/>
                   </pic:spPr>
@@ -3296,7 +3376,8 @@
     </w:p>
     <w:p>
       <w:pPr>
-        <w:spacing w:before="0" w:after="100"/>
+        <w:keepLines/>
+        <w:spacing w:before="0" w:after="120" w:line="240" w:lineRule="auto"/>
         <w:jc w:val="center"/>
       </w:pPr>
       <w:r>
@@ -3337,13 +3418,15 @@
     </w:p>
     <w:p>
       <w:pPr>
-        <w:spacing w:before="60" w:after="20"/>
+        <w:keepNext/>
+        <w:keepLines/>
+        <w:spacing w:before="40" w:after="0" w:line="240" w:lineRule="auto"/>
         <w:jc w:val="center"/>
       </w:pPr>
       <w:r>
         <w:drawing>
           <wp:inline xmlns:a="http://schemas.openxmlformats.org/drawingml/2006/main" xmlns:pic="http://schemas.openxmlformats.org/drawingml/2006/picture">
-            <wp:extent cx="5400000" cy="3700844"/>
+            <wp:extent cx="3600000" cy="2467229"/>
             <wp:docPr id="1260220730" name="Picture 1260220730"/>
             <wp:cNvGraphicFramePr>
               <a:graphicFrameLocks noChangeAspect="1"/>
@@ -3364,7 +3447,7 @@
                   <pic:spPr>
                     <a:xfrm>
                       <a:off x="0" y="0"/>
-                      <a:ext cx="5400000" cy="3700844"/>
+                      <a:ext cx="3600000" cy="2467229"/>
                     </a:xfrm>
                     <a:prstGeom prst="rect"/>
                   </pic:spPr>
@@ -3377,7 +3460,8 @@
     </w:p>
     <w:p>
       <w:pPr>
-        <w:spacing w:before="0" w:after="100"/>
+        <w:keepLines/>
+        <w:spacing w:before="0" w:after="120" w:line="240" w:lineRule="auto"/>
         <w:jc w:val="center"/>
       </w:pPr>
       <w:r>
@@ -3392,13 +3476,15 @@
     </w:p>
     <w:p>
       <w:pPr>
-        <w:spacing w:before="60" w:after="20"/>
+        <w:keepNext/>
+        <w:keepLines/>
+        <w:spacing w:before="40" w:after="0" w:line="240" w:lineRule="auto"/>
         <w:jc w:val="center"/>
       </w:pPr>
       <w:r>
         <w:drawing>
           <wp:inline xmlns:a="http://schemas.openxmlformats.org/drawingml/2006/main" xmlns:pic="http://schemas.openxmlformats.org/drawingml/2006/picture">
-            <wp:extent cx="5400000" cy="4040349"/>
+            <wp:extent cx="3600000" cy="2693566"/>
             <wp:docPr id="1260220731" name="Picture 1260220731"/>
             <wp:cNvGraphicFramePr>
               <a:graphicFrameLocks noChangeAspect="1"/>
@@ -3419,7 +3505,7 @@
                   <pic:spPr>
                     <a:xfrm>
                       <a:off x="0" y="0"/>
-                      <a:ext cx="5400000" cy="4040349"/>
+                      <a:ext cx="3600000" cy="2693566"/>
                     </a:xfrm>
                     <a:prstGeom prst="rect"/>
                   </pic:spPr>
@@ -3432,7 +3518,8 @@
     </w:p>
     <w:p>
       <w:pPr>
-        <w:spacing w:before="0" w:after="100"/>
+        <w:keepLines/>
+        <w:spacing w:before="0" w:after="120" w:line="240" w:lineRule="auto"/>
         <w:jc w:val="center"/>
       </w:pPr>
       <w:r>
@@ -3447,13 +3534,15 @@
     </w:p>
     <w:p>
       <w:pPr>
-        <w:spacing w:before="60" w:after="20"/>
+        <w:keepNext/>
+        <w:keepLines/>
+        <w:spacing w:before="40" w:after="0" w:line="240" w:lineRule="auto"/>
         <w:jc w:val="center"/>
       </w:pPr>
       <w:r>
         <w:drawing>
           <wp:inline xmlns:a="http://schemas.openxmlformats.org/drawingml/2006/main" xmlns:pic="http://schemas.openxmlformats.org/drawingml/2006/picture">
-            <wp:extent cx="5400000" cy="4044656"/>
+            <wp:extent cx="3600000" cy="2696437"/>
             <wp:docPr id="1260220732" name="Picture 1260220732"/>
             <wp:cNvGraphicFramePr>
               <a:graphicFrameLocks noChangeAspect="1"/>
@@ -3474,7 +3563,7 @@
                   <pic:spPr>
                     <a:xfrm>
                       <a:off x="0" y="0"/>
-                      <a:ext cx="5400000" cy="4044656"/>
+                      <a:ext cx="3600000" cy="2696437"/>
                     </a:xfrm>
                     <a:prstGeom prst="rect"/>
                   </pic:spPr>
@@ -3487,7 +3576,8 @@
     </w:p>
     <w:p>
       <w:pPr>
-        <w:spacing w:before="0" w:after="100"/>
+        <w:keepLines/>
+        <w:spacing w:before="0" w:after="120" w:line="240" w:lineRule="auto"/>
         <w:jc w:val="center"/>
       </w:pPr>
       <w:r>

--- a/2410311308_龚治榕_实验02数据湖与质量契约.docx
+++ b/2410311308_龚治榕_实验02数据湖与质量契约.docx
@@ -3745,7 +3745,7 @@
           <w:b w:val="0"/>
           <w:sz w:val="21"/>
         </w:rPr>
-        <w:t>Silver 共 20000 行 5 个行组，schema 为 8 个字段，其中 event_id、event_time、service、model、status 为 string，三个数值字段为 int64。Golden 每日汇总共 6 行（2 天 × 3 个服务）。Silver 总量为 (20000, 18015640, 6145862)，Gold 按 requests 求和后同为 (20000, 18015640, 6145862)，totals_match 为 true，说明聚合没有丢账也没有重复计数。</w:t>
+        <w:t>Silver 共 20000 行 5 个行组，schema 为 8 个字段，其中 event_id、event_time、service、model、status 为 string，三个数值字段为 int64。Gold 每日汇总共 6 行（2 天 × 3 个服务）。Silver 总量为 (20000, 18015640, 6145862)，Gold 按 requests 求和后同为 (20000, 18015640, 6145862)，totals_match 为 true，说明聚合没有丢账也没有重复计数。</w:t>
       </w:r>
     </w:p>
     <w:p>
@@ -3797,7 +3797,7 @@
           <w:b w:val="0"/>
           <w:sz w:val="21"/>
         </w:rPr>
-        <w:t>1200 阈值：合法独特降至 13405，重复降至 67，输入 Token 总量降至 8110488，additionally 有 6628 条记录因 policy_input_limit 被拒绝。</w:t>
+        <w:t>1200 阈值：合法独特降至 13405，重复降至 67，输入 Token 总量降至 8110488，另有 6628 条记录因 policy_input_limit 被拒绝。</w:t>
       </w:r>
     </w:p>
     <w:p>
